--- a/2.Requirement Analysis/Solution Requirements.docx
+++ b/2.Requirement Analysis/Solution Requirements.docx
@@ -15,789 +15,25 @@
         <w:pStyle w:val="Heading2"/>
       </w:pPr>
       <w:r>
-        <w:t>Functional Requirements</w:t>
+        <w:t>1. Overview</w:t>
       </w:r>
     </w:p>
-    <w:tbl>
-      <w:tblPr>
-        <w:tblStyle w:val="TableGrid"/>
-        <w:tblW w:type="auto" w:w="0"/>
-        <w:tblLook w:firstColumn="1" w:firstRow="1" w:lastColumn="0" w:lastRow="0" w:noHBand="0" w:noVBand="1" w:val="04A0"/>
-      </w:tblPr>
-      <w:tblGrid>
-        <w:gridCol w:w="2160"/>
-        <w:gridCol w:w="2160"/>
-        <w:gridCol w:w="2160"/>
-        <w:gridCol w:w="2160"/>
-      </w:tblGrid>
-      <w:tr>
-        <w:tc>
-          <w:tcPr>
-            <w:tcW w:type="dxa" w:w="2160"/>
-            <w:shd w:fill="2563EB"/>
-          </w:tcPr>
-          <w:p>
-            <w:r>
-              <w:rPr>
-                <w:b/>
-                <w:color w:val="FFFFFF"/>
-              </w:rPr>
-              <w:t>Req ID</w:t>
-            </w:r>
-          </w:p>
-        </w:tc>
-        <w:tc>
-          <w:tcPr>
-            <w:tcW w:type="dxa" w:w="2160"/>
-            <w:shd w:fill="2563EB"/>
-          </w:tcPr>
-          <w:p>
-            <w:r>
-              <w:rPr>
-                <w:b/>
-                <w:color w:val="FFFFFF"/>
-              </w:rPr>
-              <w:t>Requirement</w:t>
-            </w:r>
-          </w:p>
-        </w:tc>
-        <w:tc>
-          <w:tcPr>
-            <w:tcW w:type="dxa" w:w="2160"/>
-            <w:shd w:fill="2563EB"/>
-          </w:tcPr>
-          <w:p>
-            <w:r>
-              <w:rPr>
-                <w:b/>
-                <w:color w:val="FFFFFF"/>
-              </w:rPr>
-              <w:t>Priority</w:t>
-            </w:r>
-          </w:p>
-        </w:tc>
-        <w:tc>
-          <w:tcPr>
-            <w:tcW w:type="dxa" w:w="2160"/>
-            <w:shd w:fill="2563EB"/>
-          </w:tcPr>
-          <w:p>
-            <w:r>
-              <w:rPr>
-                <w:b/>
-                <w:color w:val="FFFFFF"/>
-              </w:rPr>
-              <w:t>Status</w:t>
-            </w:r>
-          </w:p>
-        </w:tc>
-      </w:tr>
-      <w:tr>
-        <w:tc>
-          <w:tcPr>
-            <w:tcW w:type="dxa" w:w="2160"/>
-          </w:tcPr>
-          <w:p>
-            <w:r>
-              <w:t>FR-01</w:t>
-            </w:r>
-          </w:p>
-        </w:tc>
-        <w:tc>
-          <w:tcPr>
-            <w:tcW w:type="dxa" w:w="2160"/>
-          </w:tcPr>
-          <w:p>
-            <w:r>
-              <w:t>System shall accept country, life expectancy, expected years of schooling, mean years of schooling, and GNI per capita as input</w:t>
-            </w:r>
-          </w:p>
-        </w:tc>
-        <w:tc>
-          <w:tcPr>
-            <w:tcW w:type="dxa" w:w="2160"/>
-          </w:tcPr>
-          <w:p>
-            <w:r>
-              <w:t>High</w:t>
-            </w:r>
-          </w:p>
-        </w:tc>
-        <w:tc>
-          <w:tcPr>
-            <w:tcW w:type="dxa" w:w="2160"/>
-          </w:tcPr>
-          <w:p>
-            <w:r>
-              <w:t>✅ Implemented</w:t>
-            </w:r>
-          </w:p>
-        </w:tc>
-      </w:tr>
-      <w:tr>
-        <w:tc>
-          <w:tcPr>
-            <w:tcW w:type="dxa" w:w="2160"/>
-            <w:shd w:fill="F8FAFC"/>
-          </w:tcPr>
-          <w:p>
-            <w:r>
-              <w:t>FR-02</w:t>
-            </w:r>
-          </w:p>
-        </w:tc>
-        <w:tc>
-          <w:tcPr>
-            <w:tcW w:type="dxa" w:w="2160"/>
-            <w:shd w:fill="F8FAFC"/>
-          </w:tcPr>
-          <w:p>
-            <w:r>
-              <w:t>System shall predict HDI score using a trained Linear Regression model</w:t>
-            </w:r>
-          </w:p>
-        </w:tc>
-        <w:tc>
-          <w:tcPr>
-            <w:tcW w:type="dxa" w:w="2160"/>
-            <w:shd w:fill="F8FAFC"/>
-          </w:tcPr>
-          <w:p>
-            <w:r>
-              <w:t>High</w:t>
-            </w:r>
-          </w:p>
-        </w:tc>
-        <w:tc>
-          <w:tcPr>
-            <w:tcW w:type="dxa" w:w="2160"/>
-            <w:shd w:fill="F8FAFC"/>
-          </w:tcPr>
-          <w:p>
-            <w:r>
-              <w:t>✅ Implemented</w:t>
-            </w:r>
-          </w:p>
-        </w:tc>
-      </w:tr>
-      <w:tr>
-        <w:tc>
-          <w:tcPr>
-            <w:tcW w:type="dxa" w:w="2160"/>
-          </w:tcPr>
-          <w:p>
-            <w:r>
-              <w:t>FR-03</w:t>
-            </w:r>
-          </w:p>
-        </w:tc>
-        <w:tc>
-          <w:tcPr>
-            <w:tcW w:type="dxa" w:w="2160"/>
-          </w:tcPr>
-          <w:p>
-            <w:r>
-              <w:t>System shall classify predicted HDI into UNDP tiers (Very High ≥0.800, High ≥0.700, Medium ≥0.550, Low &lt;0.550)</w:t>
-            </w:r>
-          </w:p>
-        </w:tc>
-        <w:tc>
-          <w:tcPr>
-            <w:tcW w:type="dxa" w:w="2160"/>
-          </w:tcPr>
-          <w:p>
-            <w:r>
-              <w:t>High</w:t>
-            </w:r>
-          </w:p>
-        </w:tc>
-        <w:tc>
-          <w:tcPr>
-            <w:tcW w:type="dxa" w:w="2160"/>
-          </w:tcPr>
-          <w:p>
-            <w:r>
-              <w:t>✅ Implemented</w:t>
-            </w:r>
-          </w:p>
-        </w:tc>
-      </w:tr>
-      <w:tr>
-        <w:tc>
-          <w:tcPr>
-            <w:tcW w:type="dxa" w:w="2160"/>
-            <w:shd w:fill="F8FAFC"/>
-          </w:tcPr>
-          <w:p>
-            <w:r>
-              <w:t>FR-04</w:t>
-            </w:r>
-          </w:p>
-        </w:tc>
-        <w:tc>
-          <w:tcPr>
-            <w:tcW w:type="dxa" w:w="2160"/>
-            <w:shd w:fill="F8FAFC"/>
-          </w:tcPr>
-          <w:p>
-            <w:r>
-              <w:t>System shall provide contextual insights and recommendations based on the predicted tier</w:t>
-            </w:r>
-          </w:p>
-        </w:tc>
-        <w:tc>
-          <w:tcPr>
-            <w:tcW w:type="dxa" w:w="2160"/>
-            <w:shd w:fill="F8FAFC"/>
-          </w:tcPr>
-          <w:p>
-            <w:r>
-              <w:t>High</w:t>
-            </w:r>
-          </w:p>
-        </w:tc>
-        <w:tc>
-          <w:tcPr>
-            <w:tcW w:type="dxa" w:w="2160"/>
-            <w:shd w:fill="F8FAFC"/>
-          </w:tcPr>
-          <w:p>
-            <w:r>
-              <w:t>✅ Implemented</w:t>
-            </w:r>
-          </w:p>
-        </w:tc>
-      </w:tr>
-      <w:tr>
-        <w:tc>
-          <w:tcPr>
-            <w:tcW w:type="dxa" w:w="2160"/>
-          </w:tcPr>
-          <w:p>
-            <w:r>
-              <w:t>FR-05</w:t>
-            </w:r>
-          </w:p>
-        </w:tc>
-        <w:tc>
-          <w:tcPr>
-            <w:tcW w:type="dxa" w:w="2160"/>
-          </w:tcPr>
-          <w:p>
-            <w:r>
-              <w:t>System shall display a visual gauge bar showing where the HDI score falls on the development spectrum</w:t>
-            </w:r>
-          </w:p>
-        </w:tc>
-        <w:tc>
-          <w:tcPr>
-            <w:tcW w:type="dxa" w:w="2160"/>
-          </w:tcPr>
-          <w:p>
-            <w:r>
-              <w:t>Medium</w:t>
-            </w:r>
-          </w:p>
-        </w:tc>
-        <w:tc>
-          <w:tcPr>
-            <w:tcW w:type="dxa" w:w="2160"/>
-          </w:tcPr>
-          <w:p>
-            <w:r>
-              <w:t>✅ Implemented</w:t>
-            </w:r>
-          </w:p>
-        </w:tc>
-      </w:tr>
-      <w:tr>
-        <w:tc>
-          <w:tcPr>
-            <w:tcW w:type="dxa" w:w="2160"/>
-            <w:shd w:fill="F8FAFC"/>
-          </w:tcPr>
-          <w:p>
-            <w:r>
-              <w:t>FR-06</w:t>
-            </w:r>
-          </w:p>
-        </w:tc>
-        <w:tc>
-          <w:tcPr>
-            <w:tcW w:type="dxa" w:w="2160"/>
-            <w:shd w:fill="F8FAFC"/>
-          </w:tcPr>
-          <w:p>
-            <w:r>
-              <w:t>System shall validate input ranges (Life Exp: 50–85, EYS: 5–20, MYS: 3–15, GNI: 500–75000)</w:t>
-            </w:r>
-          </w:p>
-        </w:tc>
-        <w:tc>
-          <w:tcPr>
-            <w:tcW w:type="dxa" w:w="2160"/>
-            <w:shd w:fill="F8FAFC"/>
-          </w:tcPr>
-          <w:p>
-            <w:r>
-              <w:t>Medium</w:t>
-            </w:r>
-          </w:p>
-        </w:tc>
-        <w:tc>
-          <w:tcPr>
-            <w:tcW w:type="dxa" w:w="2160"/>
-            <w:shd w:fill="F8FAFC"/>
-          </w:tcPr>
-          <w:p>
-            <w:r>
-              <w:t>✅ Implemented</w:t>
-            </w:r>
-          </w:p>
-        </w:tc>
-      </w:tr>
-      <w:tr>
-        <w:tc>
-          <w:tcPr>
-            <w:tcW w:type="dxa" w:w="2160"/>
-          </w:tcPr>
-          <w:p>
-            <w:r>
-              <w:t>FR-07</w:t>
-            </w:r>
-          </w:p>
-        </w:tc>
-        <w:tc>
-          <w:tcPr>
-            <w:tcW w:type="dxa" w:w="2160"/>
-          </w:tcPr>
-          <w:p>
-            <w:r>
-              <w:t>System shall provide a home page explaining HDI dimensions (Health, Education, Income)</w:t>
-            </w:r>
-          </w:p>
-        </w:tc>
-        <w:tc>
-          <w:tcPr>
-            <w:tcW w:type="dxa" w:w="2160"/>
-          </w:tcPr>
-          <w:p>
-            <w:r>
-              <w:t>Medium</w:t>
-            </w:r>
-          </w:p>
-        </w:tc>
-        <w:tc>
-          <w:tcPr>
-            <w:tcW w:type="dxa" w:w="2160"/>
-          </w:tcPr>
-          <w:p>
-            <w:r>
-              <w:t>✅ Implemented</w:t>
-            </w:r>
-          </w:p>
-        </w:tc>
-      </w:tr>
-      <w:tr>
-        <w:tc>
-          <w:tcPr>
-            <w:tcW w:type="dxa" w:w="2160"/>
-            <w:shd w:fill="F8FAFC"/>
-          </w:tcPr>
-          <w:p>
-            <w:r>
-              <w:t>FR-08</w:t>
-            </w:r>
-          </w:p>
-        </w:tc>
-        <w:tc>
-          <w:tcPr>
-            <w:tcW w:type="dxa" w:w="2160"/>
-            <w:shd w:fill="F8FAFC"/>
-          </w:tcPr>
-          <w:p>
-            <w:r>
-              <w:t>System shall generate visualizations including HDI distribution and correlation heatmaps</w:t>
-            </w:r>
-          </w:p>
-        </w:tc>
-        <w:tc>
-          <w:tcPr>
-            <w:tcW w:type="dxa" w:w="2160"/>
-            <w:shd w:fill="F8FAFC"/>
-          </w:tcPr>
-          <w:p>
-            <w:r>
-              <w:t>Medium</w:t>
-            </w:r>
-          </w:p>
-        </w:tc>
-        <w:tc>
-          <w:tcPr>
-            <w:tcW w:type="dxa" w:w="2160"/>
-            <w:shd w:fill="F8FAFC"/>
-          </w:tcPr>
-          <w:p>
-            <w:r>
-              <w:t>✅ Implemented</w:t>
-            </w:r>
-          </w:p>
-        </w:tc>
-      </w:tr>
-    </w:tbl>
+    <w:p>
+      <w:r>
+        <w:t>This document specifies the functional and non-functional requirements for the Human Development Index (HDI) Prediction System. These requirements ensure that the system meets user needs, performs reliably, and is easy to maintain.</w:t>
+      </w:r>
+    </w:p>
+    <w:p>
+      <w:r>
+        <w:t>---</w:t>
+      </w:r>
+    </w:p>
     <w:p>
       <w:pPr>
         <w:pStyle w:val="Heading2"/>
       </w:pPr>
       <w:r>
-        <w:t>Non-Functional Requirements</w:t>
-      </w:r>
-    </w:p>
-    <w:tbl>
-      <w:tblPr>
-        <w:tblStyle w:val="TableGrid"/>
-        <w:tblW w:type="auto" w:w="0"/>
-        <w:tblLook w:firstColumn="1" w:firstRow="1" w:lastColumn="0" w:lastRow="0" w:noHBand="0" w:noVBand="1" w:val="04A0"/>
-      </w:tblPr>
-      <w:tblGrid>
-        <w:gridCol w:w="2160"/>
-        <w:gridCol w:w="2160"/>
-        <w:gridCol w:w="2160"/>
-        <w:gridCol w:w="2160"/>
-      </w:tblGrid>
-      <w:tr>
-        <w:tc>
-          <w:tcPr>
-            <w:tcW w:type="dxa" w:w="2160"/>
-            <w:shd w:fill="2563EB"/>
-          </w:tcPr>
-          <w:p>
-            <w:r>
-              <w:rPr>
-                <w:b/>
-                <w:color w:val="FFFFFF"/>
-              </w:rPr>
-              <w:t>Req ID</w:t>
-            </w:r>
-          </w:p>
-        </w:tc>
-        <w:tc>
-          <w:tcPr>
-            <w:tcW w:type="dxa" w:w="2160"/>
-            <w:shd w:fill="2563EB"/>
-          </w:tcPr>
-          <w:p>
-            <w:r>
-              <w:rPr>
-                <w:b/>
-                <w:color w:val="FFFFFF"/>
-              </w:rPr>
-              <w:t>Requirement</w:t>
-            </w:r>
-          </w:p>
-        </w:tc>
-        <w:tc>
-          <w:tcPr>
-            <w:tcW w:type="dxa" w:w="2160"/>
-            <w:shd w:fill="2563EB"/>
-          </w:tcPr>
-          <w:p>
-            <w:r>
-              <w:rPr>
-                <w:b/>
-                <w:color w:val="FFFFFF"/>
-              </w:rPr>
-              <w:t>Priority</w:t>
-            </w:r>
-          </w:p>
-        </w:tc>
-        <w:tc>
-          <w:tcPr>
-            <w:tcW w:type="dxa" w:w="2160"/>
-            <w:shd w:fill="2563EB"/>
-          </w:tcPr>
-          <w:p>
-            <w:r>
-              <w:rPr>
-                <w:b/>
-                <w:color w:val="FFFFFF"/>
-              </w:rPr>
-              <w:t>Status</w:t>
-            </w:r>
-          </w:p>
-        </w:tc>
-      </w:tr>
-      <w:tr>
-        <w:tc>
-          <w:tcPr>
-            <w:tcW w:type="dxa" w:w="2160"/>
-          </w:tcPr>
-          <w:p>
-            <w:r>
-              <w:t>NFR-01</w:t>
-            </w:r>
-          </w:p>
-        </w:tc>
-        <w:tc>
-          <w:tcPr>
-            <w:tcW w:type="dxa" w:w="2160"/>
-          </w:tcPr>
-          <w:p>
-            <w:r>
-              <w:t>Prediction response time shall be under 2 seconds</w:t>
-            </w:r>
-          </w:p>
-        </w:tc>
-        <w:tc>
-          <w:tcPr>
-            <w:tcW w:type="dxa" w:w="2160"/>
-          </w:tcPr>
-          <w:p>
-            <w:r>
-              <w:t>High</w:t>
-            </w:r>
-          </w:p>
-        </w:tc>
-        <w:tc>
-          <w:tcPr>
-            <w:tcW w:type="dxa" w:w="2160"/>
-          </w:tcPr>
-          <w:p>
-            <w:r>
-              <w:t>✅ Met</w:t>
-            </w:r>
-          </w:p>
-        </w:tc>
-      </w:tr>
-      <w:tr>
-        <w:tc>
-          <w:tcPr>
-            <w:tcW w:type="dxa" w:w="2160"/>
-            <w:shd w:fill="F8FAFC"/>
-          </w:tcPr>
-          <w:p>
-            <w:r>
-              <w:t>NFR-02</w:t>
-            </w:r>
-          </w:p>
-        </w:tc>
-        <w:tc>
-          <w:tcPr>
-            <w:tcW w:type="dxa" w:w="2160"/>
-            <w:shd w:fill="F8FAFC"/>
-          </w:tcPr>
-          <w:p>
-            <w:r>
-              <w:t>Web application shall be responsive across desktop and mobile devices</w:t>
-            </w:r>
-          </w:p>
-        </w:tc>
-        <w:tc>
-          <w:tcPr>
-            <w:tcW w:type="dxa" w:w="2160"/>
-            <w:shd w:fill="F8FAFC"/>
-          </w:tcPr>
-          <w:p>
-            <w:r>
-              <w:t>High</w:t>
-            </w:r>
-          </w:p>
-        </w:tc>
-        <w:tc>
-          <w:tcPr>
-            <w:tcW w:type="dxa" w:w="2160"/>
-            <w:shd w:fill="F8FAFC"/>
-          </w:tcPr>
-          <w:p>
-            <w:r>
-              <w:t>✅ Implemented</w:t>
-            </w:r>
-          </w:p>
-        </w:tc>
-      </w:tr>
-      <w:tr>
-        <w:tc>
-          <w:tcPr>
-            <w:tcW w:type="dxa" w:w="2160"/>
-          </w:tcPr>
-          <w:p>
-            <w:r>
-              <w:t>NFR-03</w:t>
-            </w:r>
-          </w:p>
-        </w:tc>
-        <w:tc>
-          <w:tcPr>
-            <w:tcW w:type="dxa" w:w="2160"/>
-          </w:tcPr>
-          <w:p>
-            <w:r>
-              <w:t>Model shall achieve R² score ≥ 0.85 on test data</w:t>
-            </w:r>
-          </w:p>
-        </w:tc>
-        <w:tc>
-          <w:tcPr>
-            <w:tcW w:type="dxa" w:w="2160"/>
-          </w:tcPr>
-          <w:p>
-            <w:r>
-              <w:t>High</w:t>
-            </w:r>
-          </w:p>
-        </w:tc>
-        <w:tc>
-          <w:tcPr>
-            <w:tcW w:type="dxa" w:w="2160"/>
-          </w:tcPr>
-          <w:p>
-            <w:r>
-              <w:t>✅ R²=0.8834</w:t>
-            </w:r>
-          </w:p>
-        </w:tc>
-      </w:tr>
-      <w:tr>
-        <w:tc>
-          <w:tcPr>
-            <w:tcW w:type="dxa" w:w="2160"/>
-            <w:shd w:fill="F8FAFC"/>
-          </w:tcPr>
-          <w:p>
-            <w:r>
-              <w:t>NFR-04</w:t>
-            </w:r>
-          </w:p>
-        </w:tc>
-        <w:tc>
-          <w:tcPr>
-            <w:tcW w:type="dxa" w:w="2160"/>
-            <w:shd w:fill="F8FAFC"/>
-          </w:tcPr>
-          <w:p>
-            <w:r>
-              <w:t>UI shall follow modern design principles with intuitive navigation</w:t>
-            </w:r>
-          </w:p>
-        </w:tc>
-        <w:tc>
-          <w:tcPr>
-            <w:tcW w:type="dxa" w:w="2160"/>
-            <w:shd w:fill="F8FAFC"/>
-          </w:tcPr>
-          <w:p>
-            <w:r>
-              <w:t>Medium</w:t>
-            </w:r>
-          </w:p>
-        </w:tc>
-        <w:tc>
-          <w:tcPr>
-            <w:tcW w:type="dxa" w:w="2160"/>
-            <w:shd w:fill="F8FAFC"/>
-          </w:tcPr>
-          <w:p>
-            <w:r>
-              <w:t>✅ Implemented</w:t>
-            </w:r>
-          </w:p>
-        </w:tc>
-      </w:tr>
-      <w:tr>
-        <w:tc>
-          <w:tcPr>
-            <w:tcW w:type="dxa" w:w="2160"/>
-          </w:tcPr>
-          <w:p>
-            <w:r>
-              <w:t>NFR-05</w:t>
-            </w:r>
-          </w:p>
-        </w:tc>
-        <w:tc>
-          <w:tcPr>
-            <w:tcW w:type="dxa" w:w="2160"/>
-          </w:tcPr>
-          <w:p>
-            <w:r>
-              <w:t>System shall handle invalid inputs gracefully with error messages</w:t>
-            </w:r>
-          </w:p>
-        </w:tc>
-        <w:tc>
-          <w:tcPr>
-            <w:tcW w:type="dxa" w:w="2160"/>
-          </w:tcPr>
-          <w:p>
-            <w:r>
-              <w:t>Medium</w:t>
-            </w:r>
-          </w:p>
-        </w:tc>
-        <w:tc>
-          <w:tcPr>
-            <w:tcW w:type="dxa" w:w="2160"/>
-          </w:tcPr>
-          <w:p>
-            <w:r>
-              <w:t>✅ Implemented</w:t>
-            </w:r>
-          </w:p>
-        </w:tc>
-      </w:tr>
-      <w:tr>
-        <w:tc>
-          <w:tcPr>
-            <w:tcW w:type="dxa" w:w="2160"/>
-            <w:shd w:fill="F8FAFC"/>
-          </w:tcPr>
-          <w:p>
-            <w:r>
-              <w:t>NFR-06</w:t>
-            </w:r>
-          </w:p>
-        </w:tc>
-        <w:tc>
-          <w:tcPr>
-            <w:tcW w:type="dxa" w:w="2160"/>
-            <w:shd w:fill="F8FAFC"/>
-          </w:tcPr>
-          <w:p>
-            <w:r>
-              <w:t>Application shall work with Python 3.10+ and pip-installable dependencies</w:t>
-            </w:r>
-          </w:p>
-        </w:tc>
-        <w:tc>
-          <w:tcPr>
-            <w:tcW w:type="dxa" w:w="2160"/>
-            <w:shd w:fill="F8FAFC"/>
-          </w:tcPr>
-          <w:p>
-            <w:r>
-              <w:t>Medium</w:t>
-            </w:r>
-          </w:p>
-        </w:tc>
-        <w:tc>
-          <w:tcPr>
-            <w:tcW w:type="dxa" w:w="2160"/>
-            <w:shd w:fill="F8FAFC"/>
-          </w:tcPr>
-          <w:p>
-            <w:r>
-              <w:t>✅ Verified</w:t>
-            </w:r>
-          </w:p>
-        </w:tc>
-      </w:tr>
-    </w:tbl>
-    <w:p>
-      <w:pPr>
-        <w:pStyle w:val="Heading2"/>
-      </w:pPr>
-      <w:r>
-        <w:t>Hardware &amp; Software Requirements</w:t>
+        <w:t>2. Functional Requirements (FR)</w:t>
       </w:r>
     </w:p>
     <w:p>
@@ -805,172 +41,788 @@
         <w:pStyle w:val="Heading3"/>
       </w:pPr>
       <w:r>
-        <w:t>Development Environment</w:t>
+        <w:t>FR-1: Multi-Indicator Input Interface</w:t>
       </w:r>
     </w:p>
-    <w:tbl>
-      <w:tblPr>
-        <w:tblStyle w:val="TableGrid"/>
-        <w:tblW w:type="auto" w:w="0"/>
-        <w:tblLook w:firstColumn="1" w:firstRow="1" w:lastColumn="0" w:lastRow="0" w:noHBand="0" w:noVBand="1" w:val="04A0"/>
-      </w:tblPr>
-      <w:tblGrid>
-        <w:gridCol w:w="4320"/>
-        <w:gridCol w:w="4320"/>
-      </w:tblGrid>
-      <w:tr>
-        <w:tc>
-          <w:tcPr>
-            <w:tcW w:type="dxa" w:w="4320"/>
-            <w:shd w:fill="2563EB"/>
-          </w:tcPr>
-          <w:p>
-            <w:r>
-              <w:rPr>
-                <w:b/>
-                <w:color w:val="FFFFFF"/>
-              </w:rPr>
-              <w:t>Component</w:t>
-            </w:r>
-          </w:p>
-        </w:tc>
-        <w:tc>
-          <w:tcPr>
-            <w:tcW w:type="dxa" w:w="4320"/>
-            <w:shd w:fill="2563EB"/>
-          </w:tcPr>
-          <w:p>
-            <w:r>
-              <w:rPr>
-                <w:b/>
-                <w:color w:val="FFFFFF"/>
-              </w:rPr>
-              <w:t>Specification</w:t>
-            </w:r>
-          </w:p>
-        </w:tc>
-      </w:tr>
-      <w:tr>
-        <w:tc>
-          <w:tcPr>
-            <w:tcW w:type="dxa" w:w="4320"/>
-          </w:tcPr>
-          <w:p>
-            <w:r>
-              <w:t>OS</w:t>
-            </w:r>
-          </w:p>
-        </w:tc>
-        <w:tc>
-          <w:tcPr>
-            <w:tcW w:type="dxa" w:w="4320"/>
-          </w:tcPr>
-          <w:p>
-            <w:r>
-              <w:t>Windows 10/11, macOS, or Linux</w:t>
-            </w:r>
-          </w:p>
-        </w:tc>
-      </w:tr>
-      <w:tr>
-        <w:tc>
-          <w:tcPr>
-            <w:tcW w:type="dxa" w:w="4320"/>
-            <w:shd w:fill="F8FAFC"/>
-          </w:tcPr>
-          <w:p>
-            <w:r>
-              <w:t>IDE</w:t>
-            </w:r>
-          </w:p>
-        </w:tc>
-        <w:tc>
-          <w:tcPr>
-            <w:tcW w:type="dxa" w:w="4320"/>
-            <w:shd w:fill="F8FAFC"/>
-          </w:tcPr>
-          <w:p>
-            <w:r>
-              <w:t>PyCharm / VS Code</w:t>
-            </w:r>
-          </w:p>
-        </w:tc>
-      </w:tr>
-      <w:tr>
-        <w:tc>
-          <w:tcPr>
-            <w:tcW w:type="dxa" w:w="4320"/>
-          </w:tcPr>
-          <w:p>
-            <w:r>
-              <w:t>Python</w:t>
-            </w:r>
-          </w:p>
-        </w:tc>
-        <w:tc>
-          <w:tcPr>
-            <w:tcW w:type="dxa" w:w="4320"/>
-          </w:tcPr>
-          <w:p>
-            <w:r>
-              <w:t>3.10 or higher</w:t>
-            </w:r>
-          </w:p>
-        </w:tc>
-      </w:tr>
-      <w:tr>
-        <w:tc>
-          <w:tcPr>
-            <w:tcW w:type="dxa" w:w="4320"/>
-            <w:shd w:fill="F8FAFC"/>
-          </w:tcPr>
-          <w:p>
-            <w:r>
-              <w:t>RAM</w:t>
-            </w:r>
-          </w:p>
-        </w:tc>
-        <w:tc>
-          <w:tcPr>
-            <w:tcW w:type="dxa" w:w="4320"/>
-            <w:shd w:fill="F8FAFC"/>
-          </w:tcPr>
-          <w:p>
-            <w:r>
-              <w:t>Minimum 4 GB</w:t>
-            </w:r>
-          </w:p>
-        </w:tc>
-      </w:tr>
-      <w:tr>
-        <w:tc>
-          <w:tcPr>
-            <w:tcW w:type="dxa" w:w="4320"/>
-          </w:tcPr>
-          <w:p>
-            <w:r>
-              <w:t>Storage</w:t>
-            </w:r>
-          </w:p>
-        </w:tc>
-        <w:tc>
-          <w:tcPr>
-            <w:tcW w:type="dxa" w:w="4320"/>
-          </w:tcPr>
-          <w:p>
-            <w:r>
-              <w:t>500 MB free space</w:t>
-            </w:r>
-          </w:p>
-        </w:tc>
-      </w:tr>
-    </w:tbl>
+    <w:p>
+      <w:pPr>
+        <w:pStyle w:val="ListBullet"/>
+      </w:pPr>
+      <w:r/>
+      <w:r>
+        <w:rPr>
+          <w:b/>
+        </w:rPr>
+        <w:t>Description</w:t>
+      </w:r>
+      <w:r>
+        <w:t>: The system must provide an input form that allows users to enter the five key development indicators: country category, life expectancy, expected years of schooling, mean years of schooling, and GNI per capita.</w:t>
+      </w:r>
+    </w:p>
+    <w:p>
+      <w:pPr>
+        <w:pStyle w:val="ListBullet"/>
+      </w:pPr>
+      <w:r/>
+      <w:r>
+        <w:rPr>
+          <w:b/>
+        </w:rPr>
+        <w:t>Priority</w:t>
+      </w:r>
+      <w:r>
+        <w:t>: High.</w:t>
+      </w:r>
+    </w:p>
+    <w:p>
+      <w:pPr>
+        <w:pStyle w:val="ListBullet"/>
+      </w:pPr>
+      <w:r/>
+      <w:r>
+        <w:rPr>
+          <w:b/>
+        </w:rPr>
+        <w:t>Verification</w:t>
+      </w:r>
+      <w:r>
+        <w:t>: User form loads successfully on the `/predict` route.</w:t>
+      </w:r>
+    </w:p>
     <w:p>
       <w:pPr>
         <w:pStyle w:val="Heading3"/>
       </w:pPr>
       <w:r>
-        <w:t>Software Dependencies</w:t>
+        <w:t>FR-2: Machine Learning Prediction</w:t>
+      </w:r>
+    </w:p>
+    <w:p>
+      <w:pPr>
+        <w:pStyle w:val="ListBullet"/>
+      </w:pPr>
+      <w:r/>
+      <w:r>
+        <w:rPr>
+          <w:b/>
+        </w:rPr>
+        <w:t>Description</w:t>
+      </w:r>
+      <w:r>
+        <w:t>: The system must load a pre-trained Linear Regression model to predict a continuous HDI score based on the user's inputs.</w:t>
+      </w:r>
+    </w:p>
+    <w:p>
+      <w:pPr>
+        <w:pStyle w:val="ListBullet"/>
+      </w:pPr>
+      <w:r/>
+      <w:r>
+        <w:rPr>
+          <w:b/>
+        </w:rPr>
+        <w:t>Priority</w:t>
+      </w:r>
+      <w:r>
+        <w:t>: High.</w:t>
+      </w:r>
+    </w:p>
+    <w:p>
+      <w:pPr>
+        <w:pStyle w:val="ListBullet"/>
+      </w:pPr>
+      <w:r/>
+      <w:r>
+        <w:rPr>
+          <w:b/>
+        </w:rPr>
+        <w:t>Verification</w:t>
+      </w:r>
+      <w:r>
+        <w:t>: Predicted scores are generated and displayed on the results card.</w:t>
+      </w:r>
+    </w:p>
+    <w:p>
+      <w:pPr>
+        <w:pStyle w:val="Heading3"/>
+      </w:pPr>
+      <w:r>
+        <w:t>FR-3: Automatic Tier Classification</w:t>
+      </w:r>
+    </w:p>
+    <w:p>
+      <w:pPr>
+        <w:pStyle w:val="ListBullet"/>
+      </w:pPr>
+      <w:r/>
+      <w:r>
+        <w:rPr>
+          <w:b/>
+        </w:rPr>
+        <w:t>Description</w:t>
+      </w:r>
+      <w:r>
+        <w:t>: The system must automatically classify the predicted HDI score into one of the four standard UNDP development tiers:</w:t>
+      </w:r>
+    </w:p>
+    <w:p>
+      <w:pPr>
+        <w:pStyle w:val="ListBullet"/>
+      </w:pPr>
+      <w:r/>
+      <w:r>
+        <w:rPr>
+          <w:b/>
+        </w:rPr>
+        <w:t>Very High</w:t>
+      </w:r>
+      <w:r>
+        <w:t>: $\ge 0.800$</w:t>
+      </w:r>
+    </w:p>
+    <w:p>
+      <w:pPr>
+        <w:pStyle w:val="ListBullet"/>
+      </w:pPr>
+      <w:r/>
+      <w:r>
+        <w:rPr>
+          <w:b/>
+        </w:rPr>
+        <w:t>High</w:t>
+      </w:r>
+      <w:r>
+        <w:t>: $0.700$ to $0.799$</w:t>
+      </w:r>
+    </w:p>
+    <w:p>
+      <w:pPr>
+        <w:pStyle w:val="ListBullet"/>
+      </w:pPr>
+      <w:r/>
+      <w:r>
+        <w:rPr>
+          <w:b/>
+        </w:rPr>
+        <w:t>Medium</w:t>
+      </w:r>
+      <w:r>
+        <w:t>: $0.550$ to $0.699$</w:t>
+      </w:r>
+    </w:p>
+    <w:p>
+      <w:pPr>
+        <w:pStyle w:val="ListBullet"/>
+      </w:pPr>
+      <w:r/>
+      <w:r>
+        <w:rPr>
+          <w:b/>
+        </w:rPr>
+        <w:t>Low</w:t>
+      </w:r>
+      <w:r>
+        <w:t>: $&lt; 0.550$</w:t>
+      </w:r>
+    </w:p>
+    <w:p>
+      <w:pPr>
+        <w:pStyle w:val="ListBullet"/>
+      </w:pPr>
+      <w:r/>
+      <w:r>
+        <w:rPr>
+          <w:b/>
+        </w:rPr>
+        <w:t>Priority</w:t>
+      </w:r>
+      <w:r>
+        <w:t>: High.</w:t>
+      </w:r>
+    </w:p>
+    <w:p>
+      <w:pPr>
+        <w:pStyle w:val="ListBullet"/>
+      </w:pPr>
+      <w:r/>
+      <w:r>
+        <w:rPr>
+          <w:b/>
+        </w:rPr>
+        <w:t>Verification</w:t>
+      </w:r>
+      <w:r>
+        <w:t>: Verified using boundary testing (e.g., inputting a score of 0.800 yields "Very High").</w:t>
+      </w:r>
+    </w:p>
+    <w:p>
+      <w:pPr>
+        <w:pStyle w:val="Heading3"/>
+      </w:pPr>
+      <w:r>
+        <w:t>FR-4: Contextual Insights and Policy Recommendations</w:t>
+      </w:r>
+    </w:p>
+    <w:p>
+      <w:pPr>
+        <w:pStyle w:val="ListBullet"/>
+      </w:pPr>
+      <w:r/>
+      <w:r>
+        <w:rPr>
+          <w:b/>
+        </w:rPr>
+        <w:t>Description</w:t>
+      </w:r>
+      <w:r>
+        <w:t>: The system must display a list of actionable recommendations and policy strategies tailored to the country's predicted development tier.</w:t>
+      </w:r>
+    </w:p>
+    <w:p>
+      <w:pPr>
+        <w:pStyle w:val="ListBullet"/>
+      </w:pPr>
+      <w:r/>
+      <w:r>
+        <w:rPr>
+          <w:b/>
+        </w:rPr>
+        <w:t>Priority</w:t>
+      </w:r>
+      <w:r>
+        <w:t>: High.</w:t>
+      </w:r>
+    </w:p>
+    <w:p>
+      <w:pPr>
+        <w:pStyle w:val="ListBullet"/>
+      </w:pPr>
+      <w:r/>
+      <w:r>
+        <w:rPr>
+          <w:b/>
+        </w:rPr>
+        <w:t>Verification</w:t>
+      </w:r>
+      <w:r>
+        <w:t>: Inspected results page for tier-specific recommendations.</w:t>
+      </w:r>
+    </w:p>
+    <w:p>
+      <w:pPr>
+        <w:pStyle w:val="Heading3"/>
+      </w:pPr>
+      <w:r>
+        <w:t>FR-5: Visual Progress Gauge</w:t>
+      </w:r>
+    </w:p>
+    <w:p>
+      <w:pPr>
+        <w:pStyle w:val="ListBullet"/>
+      </w:pPr>
+      <w:r/>
+      <w:r>
+        <w:rPr>
+          <w:b/>
+        </w:rPr>
+        <w:t>Description</w:t>
+      </w:r>
+      <w:r>
+        <w:t>: The results page must display a visual progress gauge (progress bar) that dynamically indicates the country's position on the human development spectrum.</w:t>
+      </w:r>
+    </w:p>
+    <w:p>
+      <w:pPr>
+        <w:pStyle w:val="ListBullet"/>
+      </w:pPr>
+      <w:r/>
+      <w:r>
+        <w:rPr>
+          <w:b/>
+        </w:rPr>
+        <w:t>Priority</w:t>
+      </w:r>
+      <w:r>
+        <w:t>: Medium.</w:t>
+      </w:r>
+    </w:p>
+    <w:p>
+      <w:pPr>
+        <w:pStyle w:val="ListBullet"/>
+      </w:pPr>
+      <w:r/>
+      <w:r>
+        <w:rPr>
+          <w:b/>
+        </w:rPr>
+        <w:t>Verification</w:t>
+      </w:r>
+      <w:r>
+        <w:t>: Checked that the gauge fill maps to the predicted score (e.g., a score of 0.75 fills the gauge by 75%).</w:t>
+      </w:r>
+    </w:p>
+    <w:p>
+      <w:pPr>
+        <w:pStyle w:val="Heading3"/>
+      </w:pPr>
+      <w:r>
+        <w:t>FR-6: Input Range Validation</w:t>
+      </w:r>
+    </w:p>
+    <w:p>
+      <w:pPr>
+        <w:pStyle w:val="ListBullet"/>
+      </w:pPr>
+      <w:r/>
+      <w:r>
+        <w:rPr>
+          <w:b/>
+        </w:rPr>
+        <w:t>Description</w:t>
+      </w:r>
+      <w:r>
+        <w:t>: The input form must validate that user inputs fall within realistic ranges:</w:t>
+      </w:r>
+    </w:p>
+    <w:p>
+      <w:pPr>
+        <w:pStyle w:val="ListBullet"/>
+      </w:pPr>
+      <w:r/>
+      <w:r>
+        <w:rPr>
+          <w:b/>
+        </w:rPr>
+        <w:t>Life Expectancy</w:t>
+      </w:r>
+      <w:r>
+        <w:t>: 50 to 85 years</w:t>
+      </w:r>
+    </w:p>
+    <w:p>
+      <w:pPr>
+        <w:pStyle w:val="ListBullet"/>
+      </w:pPr>
+      <w:r/>
+      <w:r>
+        <w:rPr>
+          <w:b/>
+        </w:rPr>
+        <w:t>Expected Years of Schooling</w:t>
+      </w:r>
+      <w:r>
+        <w:t>: 5 to 20 years</w:t>
+      </w:r>
+    </w:p>
+    <w:p>
+      <w:pPr>
+        <w:pStyle w:val="ListBullet"/>
+      </w:pPr>
+      <w:r/>
+      <w:r>
+        <w:rPr>
+          <w:b/>
+        </w:rPr>
+        <w:t>Mean Years of Schooling</w:t>
+      </w:r>
+      <w:r>
+        <w:t>: 3 to 15 years</w:t>
+      </w:r>
+    </w:p>
+    <w:p>
+      <w:pPr>
+        <w:pStyle w:val="ListBullet"/>
+      </w:pPr>
+      <w:r/>
+      <w:r>
+        <w:rPr>
+          <w:b/>
+        </w:rPr>
+        <w:t>GNI per Capita</w:t>
+      </w:r>
+      <w:r>
+        <w:t>: $500 to $75,000</w:t>
+      </w:r>
+    </w:p>
+    <w:p>
+      <w:pPr>
+        <w:pStyle w:val="ListBullet"/>
+      </w:pPr>
+      <w:r/>
+      <w:r>
+        <w:rPr>
+          <w:b/>
+        </w:rPr>
+        <w:t>Priority</w:t>
+      </w:r>
+      <w:r>
+        <w:t>: Medium.</w:t>
+      </w:r>
+    </w:p>
+    <w:p>
+      <w:pPr>
+        <w:pStyle w:val="ListBullet"/>
+      </w:pPr>
+      <w:r/>
+      <w:r>
+        <w:rPr>
+          <w:b/>
+        </w:rPr>
+        <w:t>Verification</w:t>
+      </w:r>
+      <w:r>
+        <w:t>: Checked that the browser prevents form submission when inputs are out of bounds.</w:t>
+      </w:r>
+    </w:p>
+    <w:p>
+      <w:pPr>
+        <w:pStyle w:val="Heading3"/>
+      </w:pPr>
+      <w:r>
+        <w:t>FR-7: Landing Page Dashboard</w:t>
+      </w:r>
+    </w:p>
+    <w:p>
+      <w:pPr>
+        <w:pStyle w:val="ListBullet"/>
+      </w:pPr>
+      <w:r/>
+      <w:r>
+        <w:rPr>
+          <w:b/>
+        </w:rPr>
+        <w:t>Description</w:t>
+      </w:r>
+      <w:r>
+        <w:t>: The application must provide a landing page explaining the three dimensions of HDI (Health, Education, and Income) to provide context for users.</w:t>
+      </w:r>
+    </w:p>
+    <w:p>
+      <w:pPr>
+        <w:pStyle w:val="ListBullet"/>
+      </w:pPr>
+      <w:r/>
+      <w:r>
+        <w:rPr>
+          <w:b/>
+        </w:rPr>
+        <w:t>Priority</w:t>
+      </w:r>
+      <w:r>
+        <w:t>: Medium.</w:t>
+      </w:r>
+    </w:p>
+    <w:p>
+      <w:pPr>
+        <w:pStyle w:val="ListBullet"/>
+      </w:pPr>
+      <w:r/>
+      <w:r>
+        <w:rPr>
+          <w:b/>
+        </w:rPr>
+        <w:t>Verification</w:t>
+      </w:r>
+      <w:r>
+        <w:t>: Page loads on the root `/` route.</w:t>
+      </w:r>
+    </w:p>
+    <w:p>
+      <w:r>
+        <w:t>---</w:t>
+      </w:r>
+    </w:p>
+    <w:p>
+      <w:pPr>
+        <w:pStyle w:val="Heading2"/>
+      </w:pPr>
+      <w:r>
+        <w:t>3. Non-Functional Requirements (NFR)</w:t>
+      </w:r>
+    </w:p>
+    <w:p>
+      <w:pPr>
+        <w:pStyle w:val="Heading3"/>
+      </w:pPr>
+      <w:r>
+        <w:t>NFR-1: Response Latency</w:t>
+      </w:r>
+    </w:p>
+    <w:p>
+      <w:pPr>
+        <w:pStyle w:val="ListBullet"/>
+      </w:pPr>
+      <w:r/>
+      <w:r>
+        <w:rPr>
+          <w:b/>
+        </w:rPr>
+        <w:t>Description</w:t>
+      </w:r>
+      <w:r>
+        <w:t>: The system must process inputs and render the prediction results page in under 2 seconds.</w:t>
+      </w:r>
+    </w:p>
+    <w:p>
+      <w:pPr>
+        <w:pStyle w:val="ListBullet"/>
+      </w:pPr>
+      <w:r/>
+      <w:r>
+        <w:rPr>
+          <w:b/>
+        </w:rPr>
+        <w:t>Priority</w:t>
+      </w:r>
+      <w:r>
+        <w:t>: High.</w:t>
+      </w:r>
+    </w:p>
+    <w:p>
+      <w:pPr>
+        <w:pStyle w:val="ListBullet"/>
+      </w:pPr>
+      <w:r/>
+      <w:r>
+        <w:rPr>
+          <w:b/>
+        </w:rPr>
+        <w:t>Verification</w:t>
+      </w:r>
+      <w:r>
+        <w:t>: Monitored network response times during prediction tests (&lt;200ms).</w:t>
+      </w:r>
+    </w:p>
+    <w:p>
+      <w:pPr>
+        <w:pStyle w:val="Heading3"/>
+      </w:pPr>
+      <w:r>
+        <w:t>NFR-2: Responsive Web Design</w:t>
+      </w:r>
+    </w:p>
+    <w:p>
+      <w:pPr>
+        <w:pStyle w:val="ListBullet"/>
+      </w:pPr>
+      <w:r/>
+      <w:r>
+        <w:rPr>
+          <w:b/>
+        </w:rPr>
+        <w:t>Description</w:t>
+      </w:r>
+      <w:r>
+        <w:t>: The interface must be responsive, rendering correctly on desktop, tablet, and mobile browsers.</w:t>
+      </w:r>
+    </w:p>
+    <w:p>
+      <w:pPr>
+        <w:pStyle w:val="ListBullet"/>
+      </w:pPr>
+      <w:r/>
+      <w:r>
+        <w:rPr>
+          <w:b/>
+        </w:rPr>
+        <w:t>Priority</w:t>
+      </w:r>
+      <w:r>
+        <w:t>: High.</w:t>
+      </w:r>
+    </w:p>
+    <w:p>
+      <w:pPr>
+        <w:pStyle w:val="ListBullet"/>
+      </w:pPr>
+      <w:r/>
+      <w:r>
+        <w:rPr>
+          <w:b/>
+        </w:rPr>
+        <w:t>Verification</w:t>
+      </w:r>
+      <w:r>
+        <w:t>: Tested layouts using Chrome DevTools responsive preview modes.</w:t>
+      </w:r>
+    </w:p>
+    <w:p>
+      <w:pPr>
+        <w:pStyle w:val="Heading3"/>
+      </w:pPr>
+      <w:r>
+        <w:t>NFR-3: Model Accuracy</w:t>
+      </w:r>
+    </w:p>
+    <w:p>
+      <w:pPr>
+        <w:pStyle w:val="ListBullet"/>
+      </w:pPr>
+      <w:r/>
+      <w:r>
+        <w:rPr>
+          <w:b/>
+        </w:rPr>
+        <w:t>Description</w:t>
+      </w:r>
+      <w:r>
+        <w:t>: The machine learning model must achieve an $R^2 \ge 0.85$ on the test split.</w:t>
+      </w:r>
+    </w:p>
+    <w:p>
+      <w:pPr>
+        <w:pStyle w:val="ListBullet"/>
+      </w:pPr>
+      <w:r/>
+      <w:r>
+        <w:rPr>
+          <w:b/>
+        </w:rPr>
+        <w:t>Priority</w:t>
+      </w:r>
+      <w:r>
+        <w:t>: High.</w:t>
+      </w:r>
+    </w:p>
+    <w:p>
+      <w:pPr>
+        <w:pStyle w:val="ListBullet"/>
+      </w:pPr>
+      <w:r/>
+      <w:r>
+        <w:rPr>
+          <w:b/>
+        </w:rPr>
+        <w:t>Verification</w:t>
+      </w:r>
+      <w:r>
+        <w:t>: Checked training logs ($R^2 = 0.8834$).</w:t>
+      </w:r>
+    </w:p>
+    <w:p>
+      <w:pPr>
+        <w:pStyle w:val="Heading3"/>
+      </w:pPr>
+      <w:r>
+        <w:t>NFR-4: Modern Visual Design</w:t>
+      </w:r>
+    </w:p>
+    <w:p>
+      <w:pPr>
+        <w:pStyle w:val="ListBullet"/>
+      </w:pPr>
+      <w:r/>
+      <w:r>
+        <w:rPr>
+          <w:b/>
+        </w:rPr>
+        <w:t>Description</w:t>
+      </w:r>
+      <w:r>
+        <w:t>: The interface must follow modern design principles, utilizing dark-mode glassmorphism cards and smooth transitions to improve user engagement.</w:t>
+      </w:r>
+    </w:p>
+    <w:p>
+      <w:pPr>
+        <w:pStyle w:val="ListBullet"/>
+      </w:pPr>
+      <w:r/>
+      <w:r>
+        <w:rPr>
+          <w:b/>
+        </w:rPr>
+        <w:t>Priority</w:t>
+      </w:r>
+      <w:r>
+        <w:t>: Medium.</w:t>
+      </w:r>
+    </w:p>
+    <w:p>
+      <w:pPr>
+        <w:pStyle w:val="ListBullet"/>
+      </w:pPr>
+      <w:r/>
+      <w:r>
+        <w:rPr>
+          <w:b/>
+        </w:rPr>
+        <w:t>Verification</w:t>
+      </w:r>
+      <w:r>
+        <w:t>: Visually inspected pages.</w:t>
+      </w:r>
+    </w:p>
+    <w:p>
+      <w:r>
+        <w:t>---</w:t>
+      </w:r>
+    </w:p>
+    <w:p>
+      <w:pPr>
+        <w:pStyle w:val="Heading2"/>
+      </w:pPr>
+      <w:r>
+        <w:t>4. Software Environment Constraints</w:t>
+      </w:r>
+    </w:p>
+    <w:p>
+      <w:pPr>
+        <w:pStyle w:val="ListBullet"/>
+      </w:pPr>
+      <w:r/>
+      <w:r>
+        <w:rPr>
+          <w:b/>
+        </w:rPr>
+        <w:t>Python</w:t>
+      </w:r>
+      <w:r>
+        <w:t>: Version 3.10 or higher.</w:t>
+      </w:r>
+    </w:p>
+    <w:p>
+      <w:pPr>
+        <w:pStyle w:val="ListBullet"/>
+      </w:pPr>
+      <w:r/>
+      <w:r>
+        <w:rPr>
+          <w:b/>
+        </w:rPr>
+        <w:t>Framework</w:t>
+      </w:r>
+      <w:r>
+        <w:t>: Flask (WSGI framework).</w:t>
+      </w:r>
+    </w:p>
+    <w:p>
+      <w:pPr>
+        <w:pStyle w:val="ListBullet"/>
+      </w:pPr>
+      <w:r/>
+      <w:r>
+        <w:rPr>
+          <w:b/>
+        </w:rPr>
+        <w:t>Core Dependencies</w:t>
+      </w:r>
+      <w:r>
+        <w:t>: Scikit-learn, Pandas, NumPy, and Jinja2 templates.</w:t>
+      </w:r>
+    </w:p>
+    <w:p>
+      <w:pPr>
+        <w:pStyle w:val="ListBullet"/>
+      </w:pPr>
+      <w:r/>
+      <w:r>
+        <w:rPr>
+          <w:b/>
+        </w:rPr>
+        <w:t>Deployment</w:t>
+      </w:r>
+      <w:r>
+        <w:t>: Local web server on `http://127.0.0.1:5000/`.</w:t>
       </w:r>
     </w:p>
     <w:sectPr>
